--- a/example_articles/race_ethnicity/White/2.race_ethnicity_White_New_York_Times.docx
+++ b/example_articles/race_ethnicity/White/2.race_ethnicity_White_New_York_Times.docx
@@ -32,12 +32,12 @@
     </w:p>
     <w:p>
       <w:r>
-        <w:t>Extracted race/ethnicity: White</w:t>
+        <w:t>Raw race_ethnicity result: White</w:t>
       </w:r>
     </w:p>
     <w:p>
       <w:r>
-        <w:t>Race/Ethnicity (Standardized): White</w:t>
+        <w:t>race_ethnicity_stand_flat (Standardized): White</w:t>
       </w:r>
     </w:p>
     <w:p>

--- a/example_articles/race_ethnicity/White/2.race_ethnicity_White_New_York_Times.docx
+++ b/example_articles/race_ethnicity/White/2.race_ethnicity_White_New_York_Times.docx
@@ -27,17 +27,17 @@
     </w:p>
     <w:p>
       <w:r>
-        <w:t>Source File: NYT/45.DOCX</w:t>
+        <w:t>Source file: NYT/45.DOCX</w:t>
       </w:r>
     </w:p>
     <w:p>
       <w:r>
-        <w:t>Raw race_ethnicity result: White</w:t>
+        <w:t>Raw race ethnicity result, 'race_ethnicity': White</w:t>
       </w:r>
     </w:p>
     <w:p>
       <w:r>
-        <w:t>race_ethnicity_stand_flat (Standardized): White</w:t>
+        <w:t>Standardized race ethnicity result, 'race_ethnicity_stand_flat': White</w:t>
       </w:r>
     </w:p>
     <w:p>

--- a/example_articles/race_ethnicity/White/2.race_ethnicity_White_New_York_Times.docx
+++ b/example_articles/race_ethnicity/White/2.race_ethnicity_White_New_York_Times.docx
@@ -7,7 +7,9 @@
         <w:pStyle w:val="Heading1"/>
       </w:pPr>
       <w:r>
-        <w:t>Queens Youth Fatally Shot in Fight Over Moped</w:t>
+        <w:t>ART;</w:t>
+        <w:br/>
+        <w:t>Long Career With a Camera Features Changes of Perspective</w:t>
       </w:r>
     </w:p>
     <w:p>
@@ -17,12 +19,12 @@
     </w:p>
     <w:p>
       <w:r>
-        <w:t>Date: 1990-08-03</w:t>
+        <w:t>Date: 1990-08-26</w:t>
       </w:r>
     </w:p>
     <w:p>
       <w:r>
-        <w:t>Section: Section B; Page 1, Column 3; Metropolitan Desk</w:t>
+        <w:t>Section: Section 12CN; Page 24, Column 1; Connecticut Weekly Desk</w:t>
       </w:r>
     </w:p>
     <w:p>
@@ -49,57 +51,31 @@
     </w:p>
     <w:p>
       <w:r>
-        <w:t>A 14-year-old from Queens was shot and killed on Wednesday night in an argument over a moped, the police said.</w:t>
+        <w:t>IN a 1982 monograph on Aaron Siskind, ''Pleasures and Terrors,'' Carl Chiarenza said his subject ''resembles nothing so much as a fruit peddler from turn-of-the-century Lower East Side Manhattan,'' but a ''well-tuned, well-rehearsed'' peddler. Refining the point, Mr. Chiarenza added that the photographer's schtick is the result of ''a lifetime of cultivation.''</w:t>
         <w:br/>
-        <w:t>The shooting was the most recent in a series of killings over minor disputes that the police say reflect a growing disrespect for life among youths living in crime-ridden neighborhoods.</w:t>
+        <w:t>George Orwell affected working-class dress and attitudes in reaction to the gentry he came from and was surrounded by as a writer; the Manhattan art scene surely brought out the cowboy in Jackson Pollock. But Mr. Siskin's persona is more perverse, since it is essentially that of a poor boy who didn't make it.</w:t>
         <w:br/>
-        <w:t>In Queens the murder weapon was an unlicensed .380 semiautomatic pistol bought from a black-market dealer in the neighborhood, youths from the area said.</w:t>
+        <w:t>His is a biography that would be a classic of the genre were it not devoid of ethnic schmaltz. The photographer was born of Russian-Jewish immigrants who had little English and even less interest in the intellectual well-being of their progeny. He grew up on the Lower East Side, living poor and knowing the streets well but eventually getting an education at City College, then a hotbed of radicalism.</w:t>
         <w:br/>
-        <w:t>The victim, Shamel Knight, was shot in the mouth and killed after he had told another teen-ager to stop riding a moped that belonged to a friend of his, the police said.</w:t>
+        <w:t>Now in his 87th year, Mr. Siskind can look back on a career that includes Social Realism as well as Socialism, three failed marriages, contact with the Abstract Expressionists and his own conversion to abstraction, together with fame and reasonable fortune as an artist. His life seems to have been fraught with angst and contradiction and busy to the point of congestion. Yet his esthetic progress has been smooth, almost traditional. No matter the era, Aaron Siskind has been part of it.</w:t>
         <w:br/>
-        <w:t>The youth identified by witnesses as the gunman, Dion Mines, 19, had told friends in the past that he wanted to become a famous criminal, to make a name for himself as a neighborhood tough.</w:t>
+        <w:t>Lacking the Social Realist pictures that the photographer did during the 1930's as a member of the Photo League, the show at the University of Hartford's Joseloff Gallery doesn't tell the whole story. But it starts in 1938 with prints from the series about the demolition of the old Civic Repertory Theater, on West 14th Street, and ends 50 years, 120-odd prints, four murals and eight portfolios later with abstract compositions.</w:t>
         <w:br/>
-        <w:t>The shooting was at 11:11 on a quiet street of working-class Corona a few blocks from Shea Stadium, the police said. Earlier in the evening 10 youths from 12 to 19 had been taking turns riding a moped, Lieut. Shelly Neal of the 115th Precinct detectives said. The police said the motorbike belonged to Shamel. Friends of the slain boy said he had borrowed it from a friend.</w:t>
+        <w:t>At the photographer's request, the pictures are unglazed and are framed only by their mats, so the effect of this ballroom-size space filled to capacity with images, several of them three feet square or larger and most of them black and white, is, to say the least, electrifying. Abstraction dominates but not to the exclusion of figuration.</w:t>
         <w:br/>
-        <w:t>At about 11 o'clock, the teen-agers put away the motorbike in a driveway behind 34-14 109th Street, a ramshackle three-story building where Mr. Mines lives, witnesses said. Minutes later, as the group went down the street, Mr. Mines left the driveway on the moped, said a friend of Shamel, Shahid Whiting, 14. ''Shamel yelled, 'Get off my bike!' '' Shahid recounted. ''Then the other kid said: 'You all want a beef! You all want a beef!' And then he ran into his house.''</w:t>
+        <w:t>''Pleasures and Terrors of Levitation'' is a series of young men frozen against white skies on their way down to water that is out of the picture. This was done in the mid-1950's, as was the Mexican church with cobblestone walls that stands in the noonday sun, its two unrelated windows jostling each other above a line of square black holes. Returning to Mexico in the 1970's, the photographer caught an Olmec head looming among soft shadows. Pre-Columbian art may be vanishing into museums and private collections, but the distinctive crossbow-shaped mouth of this face lives on in the people.</w:t>
         <w:br/>
-        <w:t>Two witnesses said Mr. Mines left the house a minute later with a gun in his hand. His 16-year-old brother, Elbert, wrapped his arms around Dion Mines to restrain him, the witnesses said, but he broke away.</w:t>
+        <w:t>The still-life abstractions begin arty and a bit contrived - the withered starfish lying on a deck, a hole torn in tar paper to reveal boards, dead fish, a discarded glove - all of them done in Provincetown or Martha's Vineyard during the 40's and 50's. From the same period (and area) come the studies of rocks. Mr. Siskind could never be confused with the 19th-century photographers reporting on the geology of the West, but he shares their partiality to visual puns. A rock shaped like a standing female torso appears twice in the Gloucester Rock series, and there is at least one reclining ''Willendorf Venus.''</w:t>
         <w:br/>
-        <w:t>Shahid said Dion Mines put the gun barrel up to the face of Gerald Scott, 14, and said, '' 'What's up, man?' ''</w:t>
+        <w:t>Images derived from defaced and decaying walls seem to pay homage to artists like Klee, Pollock, Tworkov, Gottlieb, even Dubuffet. But some include ''asides'' to observe reality, such as stretches of sky and bits of figures. The studies of seaweed on sand, however, might as well be Alexander Calder mobiles in the making. Still, there are no such allusions in the best - the portfolio titled ''Homage to Franz Kline'' and five related images displayed on a wall. They are perfectly balanced ideograms painted black on crumbling white surfaces that the painter himself might have envied if he had seen them.</w:t>
         <w:br/>
-        <w:t>''Then Shamel said, 'If you want to pull a gun, you have to use that gun,''' Shahid recalled. ''And Dion said, 'You think I'm joking here.' ''</w:t>
+        <w:t>Especially beautiful is the flowing calligraphy that the photographer discerns in the tar strips used to join the sections of roads made of ground-up trap rock. The larger these symbols are printed, the better they get. As a para-painter, Mr. Siskind has no equal, especially when inspired by the folk art of Brazilian cities like Bahia and Salvador. The ''mural'' of overlapping boards decorated with red and yellow diamonds is the first image in the show to catch the eye.</w:t>
         <w:br/>
-        <w:t>With the moped between them, Mr. Mines pointed the gun at Shamel and pulled the trigger, witnesses said. The gun clicked but did not fire. Mr. Mines recocked the gun, Shahid said. Mr. Mines pulled the trigger again. The gun fired. The bullet tore through Shamel Knight's mouth and entered his brain.</w:t>
+        <w:t>But what magnetizes from afar disappoints at close range, for the lame reason that it is not the painting it appears to be but a photograph of a painting. Being at the same time perfect and fraudulent, the picture revives the ancient dispute between photography and art.</w:t>
         <w:br/>
-        <w:t>He was taken to the City Hospital Center at Elmhurst, where he died at 11:45, the police said. A shell casing was found at the scene. The gun was not recovered.</w:t>
+        <w:t>Perhaps because of this, the works that prove most memorable are those about reality, and chief among them are the studies of Hawaiian lava. Here, Mr. Siskind becomes a true automatist, taking nature as it comes. That the pipes and pillows of lava occasionally suggest figures consumed by a cataclysm is the least of it. Nature is in charge, and the photographer is her servant, seemingly unaware of himself and of other mortals' achievements.</w:t>
         <w:br/>
-        <w:t xml:space="preserve"> </w:t>
-        <w:br/>
-        <w:t>Search for Suspect</w:t>
-        <w:br/>
-        <w:t>The police said that they were searching for Mr. Mines and that they had a search warrant for a house where he is believed to be hiding. They would not disclose the location.</w:t>
-        <w:br/>
-        <w:t>Witnesses to the shooting said Mr. Mines and his brother fled on foot. The other youths ran to tell Shamel's mother, Cynthia Knight Crumpley, that her boy was dying. Among them was Shamel's 12-year-old brother, Naquan.</w:t>
-        <w:br/>
-        <w:t>''My son Naquan ran here and said, 'Shamel is shot,' '' Mrs. Crumpley said yesterday. ''I ran down the street and saw him laying there. I saw this blood on his head. I thought he was just grazed.''</w:t>
-        <w:br/>
-        <w:t>Shamel lived in a three-story house at 27-26 111th Street with his mother, brother and a 10-year-old stepbrother, said his family and friends. His mother said she raised the family on welfare. His stepfather, Thomas Crumpley, has been in prison for four years.</w:t>
-        <w:br/>
-        <w:t>A student with a B average, Shamel graduated from Junior High School 145 in June and was planning to go to William Cullen Bryant High School next month, where he hoped to run track and play basketball, his mother said.</w:t>
-        <w:br/>
-        <w:t xml:space="preserve"> </w:t>
-        <w:br/>
-        <w:t>Police at the Door</w:t>
-        <w:br/>
-        <w:t>Dion Mines's father, Willy, said he had not seen his sons since he went home from his job at a liquor store at midnight and found the the police at his door. ''I don't know anything about it,'' he said. ''At night I go straight upstairs and drink my bottle of wine and go to sleep.''</w:t>
-        <w:br/>
-        <w:t>Mr. Mines said Dion Mines had been expelled from two high schools, was a slow learner and suffered from violent fits for four years. The father said that psychiatrists had examined his son, but that he did not have details. ''He's got a mental problem,'' Mr. Mines said. ''He was mentally disturbed in the head.''</w:t>
-        <w:br/>
-        <w:t>Dion Mines's mother, Sylvia Mines, is a social worker for the Human Resources Administration at an Income Maintenence Center in Long Island City, Mr. Mines said. A spokesman for the H.R.A., Earl Weber, said Mrs. Mines was in charge of evaluating eligibility for welfare.</w:t>
-        <w:br/>
-        <w:t>Friends of Dion Mines described him as simple minded and at times irrational. They said he often talked about wanting to make a name for himself by killing someone and sometimes mentioned that he would like to be a criminal featured on the ''American's Most Wanted'' on the Fox television network.</w:t>
-        <w:br/>
-        <w:t>Several neighborhood teen-agers said it was easy to obtain an unlicensed gun on the street for as little as $100. ''You just got to know somebody,'' one said. ''They sell them everywhere, on the street, out of cars, at people's houses. For $100 you can get one of those little .22's.''</w:t>
+        <w:t>The works by Aaron Siskind remain through Sept. 15 at the Joseloff Gallery at the University of Hartford, in West Hartford.</w:t>
         <w:br/>
         <w:br/>
         <w:t>Graphic</w:t>
@@ -107,7 +83,7 @@
         <w:br/>
         <w:t xml:space="preserve"> </w:t>
         <w:br/>
-        <w:t>Photos: Shamel Knight in a photograph taken last year, when he was 13 years old. He was killed on Wednesday night. (pg. B1); Neighborhood youngsters looking at a photograph of Shamel Knight, 14 years old, that his mother placed on their stoop in Corona, Queens. (Jim Estrin for The New York Times) (pg. B2)</w:t>
+        <w:t>Photos; ''Pleasures and Terrors of Levitation,'' left, and ''Providence 62,'' both by Aaron Siskind, on display at the University of Hartford's Joseloff Gallery</w:t>
       </w:r>
     </w:p>
     <w:sectPr>

--- a/example_articles/race_ethnicity/White/2.race_ethnicity_White_New_York_Times.docx
+++ b/example_articles/race_ethnicity/White/2.race_ethnicity_White_New_York_Times.docx
@@ -7,9 +7,7 @@
         <w:pStyle w:val="Heading1"/>
       </w:pPr>
       <w:r>
-        <w:t>ART;</w:t>
-        <w:br/>
-        <w:t>Long Career With a Camera Features Changes of Perspective</w:t>
+        <w:t>Rape Charge at an Elite School Exposes the Fault Lines of Race and Class</w:t>
       </w:r>
     </w:p>
     <w:p>
@@ -19,17 +17,17 @@
     </w:p>
     <w:p>
       <w:r>
-        <w:t>Date: 1990-08-26</w:t>
+        <w:t>Date: 2016-01-06</w:t>
       </w:r>
     </w:p>
     <w:p>
       <w:r>
-        <w:t>Section: Section 12CN; Page 24, Column 1; Connecticut Weekly Desk</w:t>
+        <w:t>Section: Section C; Column 0; The Arts/Cultural Desk; Pg. 2</w:t>
       </w:r>
     </w:p>
     <w:p>
       <w:r>
-        <w:t>Source file: NYT/45.DOCX</w:t>
+        <w:t>Source file: NYT/17.DOCX</w:t>
       </w:r>
     </w:p>
     <w:p>
@@ -51,31 +49,38 @@
     </w:p>
     <w:p>
       <w:r>
-        <w:t>IN a 1982 monograph on Aaron Siskind, ''Pleasures and Terrors,'' Carl Chiarenza said his subject ''resembles nothing so much as a fruit peddler from turn-of-the-century Lower East Side Manhattan,'' but a ''well-tuned, well-rehearsed'' peddler. Refining the point, Mr. Chiarenza added that the photographer's schtick is the result of ''a lifetime of cultivation.''</w:t>
+        <w:t>The title ''American Crime'' is both generic (you might mistake it for FX's coming ''American Crime Story,'' about the O. J. Simpson case) and grandiose. It offers not just to tell a story but to deliver a diagnosis: to identify a sin that is distinctive to, and an indictment of, an entire nation.</w:t>
         <w:br/>
-        <w:t>George Orwell affected working-class dress and attitudes in reaction to the gentry he came from and was surrounded by as a writer; the Manhattan art scene surely brought out the cowboy in Jackson Pollock. But Mr. Siskin's persona is more perverse, since it is essentially that of a poor boy who didn't make it.</w:t>
+        <w:t xml:space="preserve">That's quite a load for one TV show to carry, and ''American Crime,'' while sturdy, sometimes strains under its ambition. Returning Wednesday on ABC, it's the network-TV equivalent of an old Hollywood message movie, earnest, packed with acting firepower and charged with a mission that is both its strength and its limitation. </w:t>
         <w:br/>
-        <w:t>His is a biography that would be a classic of the genre were it not devoid of ethnic schmaltz. The photographer was born of Russian-Jewish immigrants who had little English and even less interest in the intellectual well-being of their progeny. He grew up on the Lower East Side, living poor and knowing the streets well but eventually getting an education at City College, then a hotbed of radicalism.</w:t>
+        <w:t xml:space="preserve">  This anthology drama tells a different story each year, drawing on a core repertory group of actors. The first season was a timely story of race in America, told through a murder mystery and the families -- white, black and brown -- pulled into it.</w:t>
         <w:br/>
-        <w:t>Now in his 87th year, Mr. Siskind can look back on a career that includes Social Realism as well as Socialism, three failed marriages, contact with the Abstract Expressionists and his own conversion to abstraction, together with fame and reasonable fortune as an artist. His life seems to have been fraught with angst and contradiction and busy to the point of congestion. Yet his esthetic progress has been smooth, almost traditional. No matter the era, Aaron Siskind has been part of it.</w:t>
+        <w:t xml:space="preserve">  It was impeccably acted, with rawness and complexity closer to that of an ambitious cable drama than a broadcast crime mystery. But it also had a morality-play streak that made it feel like homework.</w:t>
         <w:br/>
-        <w:t>Lacking the Social Realist pictures that the photographer did during the 1930's as a member of the Photo League, the show at the University of Hartford's Joseloff Gallery doesn't tell the whole story. But it starts in 1938 with prints from the series about the demolition of the old Civic Repertory Theater, on West 14th Street, and ends 50 years, 120-odd prints, four murals and eight portfolios later with abstract compositions.</w:t>
+        <w:t xml:space="preserve">  The second season sees the first's topics and raises them. It's about race but also sexuality, class, gender, homophobia and disparities in the educational system. Its themes could double as the agenda for the next Democratic primary debate.</w:t>
         <w:br/>
-        <w:t>At the photographer's request, the pictures are unglazed and are framed only by their mats, so the effect of this ballroom-size space filled to capacity with images, several of them three feet square or larger and most of them black and white, is, to say the least, electrifying. Abstraction dominates but not to the exclusion of figuration.</w:t>
+        <w:t xml:space="preserve">  The titular crime this time is rape. The reluctant accuser is a teenage boy, Taylor Blaine (Connor Jessup), a working-class student at an exclusive private high school in Indiana, who believes he was drugged and violated at a party for the basketball team.</w:t>
         <w:br/>
-        <w:t>''Pleasures and Terrors of Levitation'' is a series of young men frozen against white skies on their way down to water that is out of the picture. This was done in the mid-1950's, as was the Mexican church with cobblestone walls that stands in the noonday sun, its two unrelated windows jostling each other above a line of square black holes. Returning to Mexico in the 1970's, the photographer caught an Olmec head looming among soft shadows. Pre-Columbian art may be vanishing into museums and private collections, but the distinctive crossbow-shaped mouth of this face lives on in the people.</w:t>
+        <w:t xml:space="preserve">  When pictures of her son surface on social media, Taylor's mother, Anne (Lili Taylor), demands action from the headmistress, Leslie Graham (Felicity Huffman). But members of the school community quickly go on the defensive, including the basketball head coach, Dan Sullivan (Timothy Hutton), and Terri and Michael LaCroix (Regina King and André Benjamin of Outkast), the wealthy and influential parents of a team co-captain under suspicion.</w:t>
         <w:br/>
-        <w:t>The still-life abstractions begin arty and a bit contrived - the withered starfish lying on a deck, a hole torn in tar paper to reveal boards, dead fish, a discarded glove - all of them done in Provincetown or Martha's Vineyard during the 40's and 50's. From the same period (and area) come the studies of rocks. Mr. Siskind could never be confused with the 19th-century photographers reporting on the geology of the West, but he shares their partiality to visual puns. A rock shaped like a standing female torso appears twice in the Gloucester Rock series, and there is at least one reclining ''Willendorf Venus.''</w:t>
+        <w:t xml:space="preserve">  The series's creator, John Ridley (screenwriter of ''12 Years a Slave''), is a provocative, adventurous writer who doesn't give his audience the comfort of clear heroes or villains. As in the first season -- in which the mother of a white murder victim argued that the killing was a hate crime -- he quickly sets to crossing social wires.</w:t>
         <w:br/>
-        <w:t>Images derived from defaced and decaying walls seem to pay homage to artists like Klee, Pollock, Tworkov, Gottlieb, even Dubuffet. But some include ''asides'' to observe reality, such as stretches of sky and bits of figures. The studies of seaweed on sand, however, might as well be Alexander Calder mobiles in the making. Still, there are no such allusions in the best - the portfolio titled ''Homage to Franz Kline'' and five related images displayed on a wall. They are perfectly balanced ideograms painted black on crumbling white surfaces that the painter himself might have envied if he had seen them.</w:t>
+        <w:t xml:space="preserve">  That Taylor is male and the LaCroixes African-American complicates the show's class, race and gender dynamics, but it doesn't simply invert them. Taylor is shamed and smeared as ''white trash,'' but he also faces mockery and the doubt that a boy can be raped at all. (''I put a mattress on my back and carry it around,'' he says, alluding to a real-life rape protest at Columbia University, ''you think they're going to put me on TV?'') The LaCroixes have class privilege, but no amount of money changes the fact that their son Kevin (Trevor Jackson) has less margin for error than a rich white boy.</w:t>
         <w:br/>
-        <w:t>Especially beautiful is the flowing calligraphy that the photographer discerns in the tar strips used to join the sections of roads made of ground-up trap rock. The larger these symbols are printed, the better they get. As a para-painter, Mr. Siskind has no equal, especially when inspired by the folk art of Brazilian cities like Bahia and Salvador. The ''mural'' of overlapping boards decorated with red and yellow diamonds is the first image in the show to catch the eye.</w:t>
+        <w:t xml:space="preserve">  The headmistress, Leslie, meanwhile, could easily be the heavy of the story, answering Anne's concerns with the velvet threat that, should she file rape charges, ''as bad as it may seem, it can get worse.'' (The capable Ms. Huffman plays Leslie as an assured glad-hander, far removed from her bitter working-class character from Season 1.)</w:t>
         <w:br/>
-        <w:t>But what magnetizes from afar disappoints at close range, for the lame reason that it is not the painting it appears to be but a photograph of a painting. Being at the same time perfect and fraudulent, the picture revives the ancient dispute between photography and art.</w:t>
+        <w:t xml:space="preserve">  But Leslie struggles to get the school's entitled parents and board members to take the case seriously. And all this contrasts with a slowly emerging subplot involving the underfunded local public school, where African-American teachers find themselves accused of denying resources to the poorer, mostly Hispanic students.</w:t>
         <w:br/>
-        <w:t>Perhaps because of this, the works that prove most memorable are those about reality, and chief among them are the studies of Hawaiian lava. Here, Mr. Siskind becomes a true automatist, taking nature as it comes. That the pipes and pillows of lava occasionally suggest figures consumed by a cataclysm is the least of it. Nature is in charge, and the photographer is her servant, seemingly unaware of himself and of other mortals' achievements.</w:t>
+        <w:t xml:space="preserve">  There is good and bad in everyone and every system, says this season of ''American Crime.'' And so there is good and bad in ''American Crime.''</w:t>
         <w:br/>
-        <w:t>The works by Aaron Siskind remain through Sept. 15 at the Joseloff Gallery at the University of Hartford, in West Hartford.</w:t>
+        <w:t xml:space="preserve">  The good is very good: This is as elite a cast of actors as you'll find on a broadcast series, expertly deployed. Ms. Taylor gives a wrenching performance as a single mother, having spent beyond her means for her son's private school, now acting desperately to save him even as he drifts away from her. Ms. King, who was TV's 2015 M.V.P. between her work on ''The Leftovers'' and the previous season of ''American Crime,'' betrays the fear of falling that underlies Terri's ferocity. Terri has more in common with Anne than either might admit.</w:t>
+        <w:br/>
+        <w:t xml:space="preserve">  And the bad? Through the four episodes screened for critics, the season bursts with power and purpose but misses a spark of life. It plays like an earnestly acted position paper. The setting also lacks specificity; except for the basketball, the season doesn't feel as if it takes place in the state of Indiana so much as The State of Our Woeful Nation.</w:t>
+        <w:br/>
+        <w:t xml:space="preserve">  This ''American Crime'' season has a strong driving plot. But as in the first season, the whodunit is less compelling than how the investigation is carried out, or suppressed. It argues -- sometimes ham-fistedly but passionately -- that the greatest American crimes, and American cover-ups, are those that people commit in the names of their children.</w:t>
+        <w:br/>
+        <w:br/>
+        <w:t>http://www.nytimes.com/2016/01/06/arts/television/tv-review-american-crime-season-2.html</w:t>
         <w:br/>
         <w:br/>
         <w:t>Graphic</w:t>
@@ -83,7 +88,7 @@
         <w:br/>
         <w:t xml:space="preserve"> </w:t>
         <w:br/>
-        <w:t>Photos; ''Pleasures and Terrors of Levitation,'' left, and ''Providence 62,'' both by Aaron Siskind, on display at the University of Hartford's Joseloff Gallery</w:t>
+        <w:t>PHOTO: American Crime: A scene from the first episode of this series, returning Wednesday for Season 2 on ABC. (PHOTOGRAPH BY ABC)</w:t>
       </w:r>
     </w:p>
     <w:sectPr>
